--- a/keelinjoyce/rowing/Informed Consent Statement.docx
+++ b/keelinjoyce/rowing/Informed Consent Statement.docx
@@ -88,7 +88,25 @@
           <w:sz w:val="22"/>
           <w:szCs w:val="22"/>
         </w:rPr>
-        <w:t>Collaborator/Key Researcher</w:t>
+        <w:t>Collaborator/</w:t>
+      </w:r>
+      <w:r>
+        <w:rPr>
+          <w:b/>
+          <w:bCs/>
+          <w:sz w:val="22"/>
+          <w:szCs w:val="22"/>
+        </w:rPr>
+        <w:t>Student</w:t>
+      </w:r>
+      <w:r>
+        <w:rPr>
+          <w:b/>
+          <w:bCs/>
+          <w:sz w:val="22"/>
+          <w:szCs w:val="22"/>
+        </w:rPr>
+        <w:t xml:space="preserve"> Researcher</w:t>
       </w:r>
     </w:p>
     <w:p>
@@ -273,7 +291,63 @@
           <w:sz w:val="22"/>
           <w:szCs w:val="22"/>
         </w:rPr>
-        <w:t>Alternate rest times for 8x500 meters intervals.</w:t>
+        <w:t>Alternate rest times for 8x500 meters intervals</w:t>
+      </w:r>
+      <w:r>
+        <w:rPr>
+          <w:sz w:val="22"/>
+          <w:szCs w:val="22"/>
+        </w:rPr>
+        <w:t xml:space="preserve"> will be assigned from a random grouping generator. One control group will have the standard 2 minutes rest and one group will have 4 minutes rest. </w:t>
+      </w:r>
+      <w:r>
+        <w:rPr>
+          <w:sz w:val="22"/>
+          <w:szCs w:val="22"/>
+        </w:rPr>
+        <w:t>On a different day the methods will be repeated with t</w:t>
+      </w:r>
+      <w:r>
+        <w:rPr>
+          <w:sz w:val="22"/>
+          <w:szCs w:val="22"/>
+        </w:rPr>
+        <w:t xml:space="preserve">he groups switched </w:t>
+      </w:r>
+      <w:r>
+        <w:rPr>
+          <w:sz w:val="22"/>
+          <w:szCs w:val="22"/>
+        </w:rPr>
+        <w:t xml:space="preserve">so individuals will participate in each method. </w:t>
+      </w:r>
+      <w:r>
+        <w:rPr>
+          <w:sz w:val="22"/>
+          <w:szCs w:val="22"/>
+        </w:rPr>
+        <w:t xml:space="preserve">Mindset will be assessed by the goals set by the athletes before </w:t>
+      </w:r>
+      <w:r>
+        <w:rPr>
+          <w:sz w:val="22"/>
+          <w:szCs w:val="22"/>
+        </w:rPr>
+        <w:t>each practice and compared to their times to be categorized as “overestimating”, “realistic goal”, and “underestimating”</w:t>
+      </w:r>
+      <w:r>
+        <w:rPr>
+          <w:sz w:val="22"/>
+          <w:szCs w:val="22"/>
+        </w:rPr>
+        <w:t xml:space="preserve"> based on how far off of their goal their achieved time per 500m is (bins will be assessed and decided once data is collected)</w:t>
+      </w:r>
+      <w:r>
+        <w:rPr>
+          <w:sz w:val="22"/>
+          <w:szCs w:val="22"/>
+        </w:rPr>
+        <w:t>.</w:t>
       </w:r>
     </w:p>
     <w:p>
@@ -357,28 +431,205 @@
           <w:sz w:val="22"/>
           <w:szCs w:val="22"/>
         </w:rPr>
-        <w:t xml:space="preserve">Data will be compiled into visualizations to present on </w:t>
-      </w:r>
-      <w:r>
-        <w:rPr>
-          <w:sz w:val="22"/>
-          <w:szCs w:val="22"/>
-        </w:rPr>
-        <w:t>SCORE Module Repository</w:t>
-      </w:r>
-      <w:r>
-        <w:rPr>
-          <w:sz w:val="22"/>
-          <w:szCs w:val="22"/>
-        </w:rPr>
-        <w:t xml:space="preserve"> and </w:t>
-      </w:r>
-      <w:r>
-        <w:rPr>
-          <w:sz w:val="22"/>
-          <w:szCs w:val="22"/>
-        </w:rPr>
-        <w:t>at the Festival of Science</w:t>
+        <w:t>Data will be compiled into visualizations to present on SCORE Module Repository and at the Festival of Science.</w:t>
+      </w:r>
+      <w:r>
+        <w:rPr>
+          <w:sz w:val="22"/>
+          <w:szCs w:val="22"/>
+        </w:rPr>
+        <w:t xml:space="preserve"> </w:t>
+      </w:r>
+      <w:r>
+        <w:rPr>
+          <w:sz w:val="22"/>
+          <w:szCs w:val="22"/>
+        </w:rPr>
+        <w:t>Raw data will be available through the SCORE Network.</w:t>
+      </w:r>
+    </w:p>
+    <w:p>
+      <w:pPr>
+        <w:rPr>
+          <w:sz w:val="22"/>
+          <w:szCs w:val="22"/>
+        </w:rPr>
+      </w:pPr>
+      <w:r>
+        <w:rPr>
+          <w:sz w:val="22"/>
+          <w:szCs w:val="22"/>
+        </w:rPr>
+        <w:t>Individual participants will be assigned a random identification for the raw data; there will be no association between data points and participant names.</w:t>
+      </w:r>
+    </w:p>
+    <w:p>
+      <w:pPr>
+        <w:pStyle w:val="NormalWeb"/>
+        <w:spacing w:before="0" w:beforeAutospacing="0"/>
+        <w:textAlignment w:val="baseline"/>
+        <w:rPr>
+          <w:rFonts w:asciiTheme="minorHAnsi" w:hAnsiTheme="minorHAnsi" w:cstheme="minorHAnsi"/>
+          <w:sz w:val="22"/>
+          <w:szCs w:val="22"/>
+        </w:rPr>
+      </w:pPr>
+      <w:r>
+        <w:rPr>
+          <w:rFonts w:asciiTheme="minorHAnsi" w:hAnsiTheme="minorHAnsi" w:cstheme="minorHAnsi"/>
+          <w:sz w:val="22"/>
+          <w:szCs w:val="22"/>
+        </w:rPr>
+        <w:t>“SCORE is a cutting-edge, NSF-funded national network dedicated to creating and sharing Sports Content for Outreach, Research, and Education in statistics and data science. This unique collaboration between academic and industry leaders drives the development and distribution of innovative educational modules, access to data, and offers unparalleled opportunities to impact and inspire the next generation of learners.</w:t>
+      </w:r>
+      <w:r>
+        <w:rPr>
+          <w:rFonts w:asciiTheme="minorHAnsi" w:hAnsiTheme="minorHAnsi" w:cstheme="minorHAnsi"/>
+          <w:sz w:val="22"/>
+          <w:szCs w:val="22"/>
+        </w:rPr>
+        <w:t>”</w:t>
+      </w:r>
+      <w:r>
+        <w:rPr>
+          <w:rFonts w:asciiTheme="minorHAnsi" w:hAnsiTheme="minorHAnsi" w:cstheme="minorHAnsi"/>
+          <w:sz w:val="22"/>
+          <w:szCs w:val="22"/>
+        </w:rPr>
+        <w:t xml:space="preserve"> -taken from SCORE Network Website</w:t>
+      </w:r>
+    </w:p>
+    <w:p>
+      <w:pPr>
+        <w:rPr>
+          <w:b/>
+          <w:bCs/>
+          <w:sz w:val="22"/>
+          <w:szCs w:val="22"/>
+        </w:rPr>
+      </w:pPr>
+      <w:r>
+        <w:rPr>
+          <w:b/>
+          <w:bCs/>
+          <w:sz w:val="22"/>
+          <w:szCs w:val="22"/>
+        </w:rPr>
+        <w:t>Security and Anonymity of the Data</w:t>
+      </w:r>
+    </w:p>
+    <w:p>
+      <w:pPr>
+        <w:spacing w:after="240"/>
+        <w:rPr>
+          <w:sz w:val="22"/>
+          <w:szCs w:val="22"/>
+        </w:rPr>
+      </w:pPr>
+      <w:r>
+        <w:rPr>
+          <w:sz w:val="22"/>
+          <w:szCs w:val="22"/>
+        </w:rPr>
+        <w:t xml:space="preserve">Raw data will be collected by the </w:t>
+      </w:r>
+      <w:r>
+        <w:rPr>
+          <w:sz w:val="22"/>
+          <w:szCs w:val="22"/>
+        </w:rPr>
+        <w:t>Student</w:t>
+      </w:r>
+      <w:r>
+        <w:rPr>
+          <w:sz w:val="22"/>
+          <w:szCs w:val="22"/>
+        </w:rPr>
+        <w:t xml:space="preserve"> Researcher and given to the Principal Investigator to randomize and assign an ID number. The </w:t>
+      </w:r>
+      <w:r>
+        <w:rPr>
+          <w:sz w:val="22"/>
+          <w:szCs w:val="22"/>
+        </w:rPr>
+        <w:t>Student</w:t>
+      </w:r>
+      <w:r>
+        <w:rPr>
+          <w:sz w:val="22"/>
+          <w:szCs w:val="22"/>
+        </w:rPr>
+        <w:t xml:space="preserve"> Researcher will not be aware of participant ID through analysis and will not know who has given consent or not. </w:t>
+      </w:r>
+      <w:r>
+        <w:rPr>
+          <w:sz w:val="22"/>
+          <w:szCs w:val="22"/>
+        </w:rPr>
+        <w:t>The Principal Investigator will randomize the order in which participants’ data is presented, and only the PI will have access to those who have and have not given consent and the ID numbers of participants.</w:t>
+      </w:r>
+    </w:p>
+    <w:p>
+      <w:pPr>
+        <w:rPr>
+          <w:b/>
+          <w:bCs/>
+          <w:sz w:val="22"/>
+          <w:szCs w:val="22"/>
+        </w:rPr>
+      </w:pPr>
+      <w:r>
+        <w:rPr>
+          <w:b/>
+          <w:bCs/>
+          <w:sz w:val="22"/>
+          <w:szCs w:val="22"/>
+        </w:rPr>
+        <w:t>Expected Duration</w:t>
+      </w:r>
+    </w:p>
+    <w:p>
+      <w:pPr>
+        <w:spacing w:after="240"/>
+        <w:rPr>
+          <w:sz w:val="22"/>
+          <w:szCs w:val="22"/>
+        </w:rPr>
+      </w:pPr>
+      <w:r>
+        <w:rPr>
+          <w:sz w:val="22"/>
+          <w:szCs w:val="22"/>
+        </w:rPr>
+        <w:t>There is n</w:t>
+      </w:r>
+      <w:r>
+        <w:rPr>
+          <w:sz w:val="22"/>
+          <w:szCs w:val="22"/>
+        </w:rPr>
+        <w:t xml:space="preserve">o </w:t>
+      </w:r>
+      <w:r>
+        <w:rPr>
+          <w:sz w:val="22"/>
+          <w:szCs w:val="22"/>
+        </w:rPr>
+        <w:t xml:space="preserve">expected </w:t>
+      </w:r>
+      <w:r>
+        <w:rPr>
+          <w:sz w:val="22"/>
+          <w:szCs w:val="22"/>
+        </w:rPr>
+        <w:t>involvement for participants outside of regular practice time</w:t>
+      </w:r>
+      <w:r>
+        <w:rPr>
+          <w:sz w:val="22"/>
+          <w:szCs w:val="22"/>
+        </w:rPr>
+        <w:t xml:space="preserve"> once consent is given</w:t>
       </w:r>
       <w:r>
         <w:rPr>
@@ -387,158 +638,24 @@
         </w:rPr>
         <w:t>.</w:t>
       </w:r>
-      <w:r>
-        <w:rPr>
-          <w:sz w:val="22"/>
-          <w:szCs w:val="22"/>
-        </w:rPr>
-        <w:t xml:space="preserve"> </w:t>
-      </w:r>
-      <w:r>
-        <w:rPr>
-          <w:sz w:val="22"/>
-          <w:szCs w:val="22"/>
-        </w:rPr>
-        <w:t>Raw data will be available through the SCORE Network.</w:t>
-      </w:r>
-    </w:p>
-    <w:p>
-      <w:pPr>
-        <w:spacing w:after="240"/>
-        <w:rPr>
-          <w:sz w:val="22"/>
-          <w:szCs w:val="22"/>
-        </w:rPr>
-      </w:pPr>
-      <w:r>
-        <w:rPr>
-          <w:sz w:val="22"/>
-          <w:szCs w:val="22"/>
-        </w:rPr>
-        <w:t>Individual participants will be assigned a random identification for the raw data; there will be no association between data points and participant names.</w:t>
-      </w:r>
-    </w:p>
-    <w:p>
-      <w:pPr>
-        <w:rPr>
-          <w:b/>
-          <w:bCs/>
-          <w:sz w:val="22"/>
-          <w:szCs w:val="22"/>
-        </w:rPr>
-      </w:pPr>
-      <w:r>
-        <w:rPr>
-          <w:b/>
-          <w:bCs/>
-          <w:sz w:val="22"/>
-          <w:szCs w:val="22"/>
-        </w:rPr>
-        <w:t>Security and Anonymity of the Data</w:t>
-      </w:r>
-    </w:p>
-    <w:p>
-      <w:pPr>
-        <w:spacing w:after="240"/>
-        <w:rPr>
-          <w:sz w:val="22"/>
-          <w:szCs w:val="22"/>
-        </w:rPr>
-      </w:pPr>
-      <w:r>
-        <w:rPr>
-          <w:sz w:val="22"/>
-          <w:szCs w:val="22"/>
-        </w:rPr>
-        <w:t>Raw data will be collected by the Key Researcher and given to the Principal Investigator to randomize and assign an ID number. The Key Researcher will not be aware of participant ID through analysis and will not know who has given consent or not. Only the Principal Investigator will have access to those who have and have not given consent and the ID numbers of participants.</w:t>
-      </w:r>
-    </w:p>
-    <w:p>
-      <w:pPr>
-        <w:rPr>
-          <w:b/>
-          <w:bCs/>
-          <w:sz w:val="22"/>
-          <w:szCs w:val="22"/>
-        </w:rPr>
-      </w:pPr>
-      <w:r>
-        <w:rPr>
-          <w:b/>
-          <w:bCs/>
-          <w:sz w:val="22"/>
-          <w:szCs w:val="22"/>
-        </w:rPr>
-        <w:t>Expected Duration</w:t>
-      </w:r>
-    </w:p>
-    <w:p>
-      <w:pPr>
-        <w:spacing w:after="240"/>
-        <w:rPr>
-          <w:sz w:val="22"/>
-          <w:szCs w:val="22"/>
-        </w:rPr>
-      </w:pPr>
-      <w:r>
-        <w:rPr>
-          <w:sz w:val="22"/>
-          <w:szCs w:val="22"/>
-        </w:rPr>
-        <w:t>There is n</w:t>
-      </w:r>
-      <w:r>
-        <w:rPr>
-          <w:sz w:val="22"/>
-          <w:szCs w:val="22"/>
-        </w:rPr>
-        <w:t xml:space="preserve">o </w:t>
-      </w:r>
-      <w:r>
-        <w:rPr>
-          <w:sz w:val="22"/>
-          <w:szCs w:val="22"/>
-        </w:rPr>
-        <w:t xml:space="preserve">expected </w:t>
-      </w:r>
-      <w:r>
-        <w:rPr>
-          <w:sz w:val="22"/>
-          <w:szCs w:val="22"/>
-        </w:rPr>
-        <w:t>involvement for participants outside of regular practice time</w:t>
-      </w:r>
-      <w:r>
-        <w:rPr>
-          <w:sz w:val="22"/>
-          <w:szCs w:val="22"/>
-        </w:rPr>
-        <w:t xml:space="preserve"> once consent is given</w:t>
-      </w:r>
-      <w:r>
-        <w:rPr>
-          <w:sz w:val="22"/>
-          <w:szCs w:val="22"/>
-        </w:rPr>
-        <w:t>.</w:t>
-      </w:r>
-    </w:p>
-    <w:p>
-      <w:pPr>
-        <w:rPr>
-          <w:b/>
-          <w:bCs/>
-          <w:sz w:val="22"/>
-          <w:szCs w:val="22"/>
-        </w:rPr>
-      </w:pPr>
-      <w:r>
-        <w:rPr>
-          <w:b/>
-          <w:bCs/>
-          <w:sz w:val="22"/>
-          <w:szCs w:val="22"/>
-        </w:rPr>
+    </w:p>
+    <w:p>
+      <w:pPr>
+        <w:rPr>
+          <w:b/>
+          <w:bCs/>
+          <w:sz w:val="22"/>
+          <w:szCs w:val="22"/>
+        </w:rPr>
+      </w:pPr>
+      <w:r>
+        <w:rPr>
+          <w:b/>
+          <w:bCs/>
+          <w:sz w:val="22"/>
+          <w:szCs w:val="22"/>
+        </w:rPr>
+        <w:lastRenderedPageBreak/>
         <w:t>Withdrawal from Study</w:t>
       </w:r>
     </w:p>
@@ -554,7 +671,14 @@
           <w:sz w:val="22"/>
           <w:szCs w:val="22"/>
         </w:rPr>
-        <w:t>Consent can be withdrawn throughout data collection.</w:t>
+        <w:t>Consent can be withdrawn throughout data collection</w:t>
+      </w:r>
+      <w:r>
+        <w:rPr>
+          <w:sz w:val="22"/>
+          <w:szCs w:val="22"/>
+        </w:rPr>
+        <w:t>. The deadline to withdraw consent is March 20, 2026.</w:t>
       </w:r>
     </w:p>
     <w:p>
@@ -651,23 +775,7 @@
           <w:sz w:val="22"/>
           <w:szCs w:val="22"/>
         </w:rPr>
-        <w:t xml:space="preserve">Any questions that you have about your participation may be directed to </w:t>
-      </w:r>
-      <w:proofErr w:type="gramStart"/>
-      <w:r>
-        <w:rPr>
-          <w:sz w:val="22"/>
-          <w:szCs w:val="22"/>
-        </w:rPr>
-        <w:t>either the</w:t>
-      </w:r>
-      <w:proofErr w:type="gramEnd"/>
-      <w:r>
-        <w:rPr>
-          <w:sz w:val="22"/>
-          <w:szCs w:val="22"/>
-        </w:rPr>
-        <w:t xml:space="preserve"> Principal Investigator (</w:t>
+        <w:t>Any questions that you have about your participation may be directed to the Principal Investigator (</w:t>
       </w:r>
       <w:hyperlink r:id="rId7" w:history="1">
         <w:r>
@@ -686,6 +794,22 @@
         </w:rPr>
         <w:t xml:space="preserve">). </w:t>
       </w:r>
+    </w:p>
+    <w:p>
+      <w:pPr>
+        <w:rPr>
+          <w:sz w:val="22"/>
+          <w:szCs w:val="22"/>
+        </w:rPr>
+      </w:pPr>
+    </w:p>
+    <w:p>
+      <w:pPr>
+        <w:rPr>
+          <w:sz w:val="22"/>
+          <w:szCs w:val="22"/>
+        </w:rPr>
+      </w:pPr>
     </w:p>
     <w:sectPr>
       <w:pgSz w:w="12240" w:h="15840"/>
@@ -1154,6 +1278,19 @@
       <w:u w:val="single"/>
     </w:rPr>
   </w:style>
+  <w:style w:type="paragraph" w:styleId="NormalWeb">
+    <w:name w:val="Normal (Web)"/>
+    <w:basedOn w:val="Normal"/>
+    <w:uiPriority w:val="99"/>
+    <w:unhideWhenUsed/>
+    <w:rsid w:val="007E64C0"/>
+    <w:pPr>
+      <w:spacing w:before="100" w:beforeAutospacing="1" w:after="100" w:afterAutospacing="1"/>
+    </w:pPr>
+    <w:rPr>
+      <w:rFonts w:ascii="Times New Roman" w:eastAsia="Times New Roman" w:hAnsi="Times New Roman" w:cs="Times New Roman"/>
+    </w:rPr>
+  </w:style>
 </w:styles>
 </file>
 
